--- a/natija/009.docx
+++ b/natija/009.docx
@@ -8,7 +8,7 @@
         <w:spacing w:after="240"/>
       </w:pPr>
       <w:r>
-        <w:t xml:space="preserve">009. Ojeshko usulida bo'yash</w:t>
+        <w:t xml:space="preserve">009. Sil-Nilsen usulida bo'yash</w:t>
       </w:r>
     </w:p>
     <w:p>
@@ -26,7 +26,7 @@
         <w:jc w:val="both"/>
       </w:pPr>
       <w:r>
-        <w:t xml:space="preserve">Ojeshko (Ozheshko) usulida bo'yash — bakteriya sporalarini aniqlashga mo'ljallangan maxsus bo'yash usulidir. Ba'zi bakteriyalar, ayniqsa Bacillus va Clostridium avlodlariga mansub tayoqchalar, noqulay sharoitlarda juda chidamli dam olish shakli — endospora hosil qiladi [1][2]. Sporaning qobig'i zich va suvni, bo'yoqni o'tkazmaydigan bo'lgani uchun uni oddiy usulda bo'yash mumkin emas; shu sababli Ojeshko va shunga o'xshash maxsus usullar qo'llaniladi.</w:t>
+        <w:t xml:space="preserve">Sil-Nilsen (Ziehl-Neelsen) usulida bo'yash — kislotabardosh (kislotaga chidamli) mikroblarni aniqlashga mo'ljallangan maxsus differensial bo'yash usulidir. Bu usul, avvalo, sil kasalligi qo'zg'atuvchisi Mycobacterium tuberculosis va moxov qo'zg'atuvchisi Mycobacterium leprae ni aniqlashda qo'llaniladi [1][2]. Oddiy bo'yash usullari bu mikroblarni samarali bo'yay olmaydi, chunki ularning hujayra devori yog'-mumsimon (lipidli) moddalarga — mikol kislotalariga boy bo'lib, oddiy bo'yoqlarni o'tkazmaydi.</w:t>
       </w:r>
     </w:p>
     <w:p>
@@ -35,16 +35,25 @@
         <w:spacing w:after="120" w:before="200"/>
       </w:pPr>
       <w:r>
-        <w:t xml:space="preserve">Sporalarning tuzilishi va bo'yashdagi qiyinchilik</w:t>
-      </w:r>
-    </w:p>
-    <w:p>
-      <w:pPr>
-        <w:spacing w:after="120" w:line="276"/>
-        <w:jc w:val="both"/>
-      </w:pPr>
-      <w:r>
-        <w:t xml:space="preserve">Endospora — bakteriyaning ichida hosil bo'ladigan, ko'p qavatli zich qobiq bilan o'ralgan, suvi kam va yuqori darajada chidamli tuzilmadir. Sporaning qobig'i issiqlik, quritish, kimyoviy moddalar va bo'yoqlarga nihoyatda chidamli [1][2]. Bo'yoqning spora ichiga kirishi uchun uning o'tkazuvchanligini oshiradigan maxsus ishlov — kislota bilan protrava va qizdirish zarur bo'ladi. Ojeshko usuli aynan shu printsipga asoslanadi.</w:t>
+        <w:t xml:space="preserve">Usulning fizik-kimyoviy asosi</w:t>
+      </w:r>
+    </w:p>
+    <w:p>
+      <w:pPr>
+        <w:spacing w:after="120" w:line="276"/>
+        <w:jc w:val="both"/>
+      </w:pPr>
+      <w:r>
+        <w:t xml:space="preserve">Mikobakteriyalar devoridagi mikol kislotalari qatlami bo'yoqning hujayra ichiga kirishini qiyinlashtiradi. Shu sababli bo'yoq (karbol fuksin) fenol ishtirokida va qizdirish bilan hujayra ichiga majburan kiritiladi [1][2]. Bir marta bo'yoqni qabul qilgan kislotabardosh mikroblar, keyinchalik kislota-spirt bilan ta'sir qilinganda ham rangini yo'qotmaydi — bu ularning "kislotabardoshlik" xususiyatidir. Kislotabardosh bo'lmagan mikroblar va fon esa rangsizlanadi va qo'shimcha bo'yoq bilan bo'yaladi.</w:t>
+      </w:r>
+    </w:p>
+    <w:p>
+      <w:pPr>
+        <w:spacing w:after="120" w:line="276"/>
+        <w:jc w:val="both"/>
+      </w:pPr>
+      <w:r>
+        <w:t xml:space="preserve">Kislotabardoshlik — mikobakteriyalar hujayra devorining o'ziga xos xususiyatidir. Ularning devorida peptidoglikan bilan bog'langan arabinogalaktan va uning ustida uzun zanjirli mikol kislotalari joylashgan bo'lib, bu qatlam gidrofob (suvni qaytaruvchi) va juda zich tuzilgan [1][2]. Aynan shu tuzilma mikobakteriyalarga nafaqat bo'yoqqa, balki quritish, dezinfektantlar va organizm himoya hujayralarining ta'siriga ham yuqori chidamlilik beradi. Bu xususiyat sil kasalligining surunkali kechishi va qo'zg'atuvchining tashqi muhitda uzoq saqlanishini ham qisman tushuntiradi.</w:t>
       </w:r>
     </w:p>
     <w:p>
@@ -53,34 +62,16 @@
         <w:spacing w:after="120" w:before="200"/>
       </w:pPr>
       <w:r>
-        <w:t xml:space="preserve">Usulning mohiyati</w:t>
-      </w:r>
-    </w:p>
-    <w:p>
-      <w:pPr>
-        <w:spacing w:after="120" w:line="276"/>
-        <w:jc w:val="both"/>
-      </w:pPr>
-      <w:r>
-        <w:t xml:space="preserve">Ojeshko usulida avval preparat xlorid kislotasi bilan qizdirib ishlov beriladi — bu sporaning zich qobig'ini yumshatib, uning bo'yoqqa o'tkazuvchanligini oshiradi [2]. Keyin spora Sil karbol fuksini bilan qizdirib bo'yaladi va kuchli bo'yalgan spora rangini saqlab qoladi, hujayraning vegetativ (asosiy) qismi esa qo'shimcha bo'yoq bilan boshqa rangga bo'yaladi. Natijada spora va vegetativ tana kontrast ranglarda ko'rinadi, bu ularni aniq ajratishga imkon beradi.</w:t>
-      </w:r>
-    </w:p>
-    <w:p>
-      <w:pPr>
-        <w:pStyle w:val="Heading2"/>
-        <w:spacing w:after="120" w:before="200"/>
-      </w:pPr>
-      <w:r>
-        <w:t xml:space="preserve">Bo'yash bosqichlari</w:t>
-      </w:r>
-    </w:p>
-    <w:p>
-      <w:pPr>
-        <w:spacing w:after="120" w:line="276"/>
-        <w:jc w:val="both"/>
-      </w:pPr>
-      <w:r>
-        <w:t xml:space="preserve">Ojeshko usuli quyidagi izchillikda bajariladi [2]:</w:t>
+        <w:t xml:space="preserve">Kerakli reaktivlar</w:t>
+      </w:r>
+    </w:p>
+    <w:p>
+      <w:pPr>
+        <w:spacing w:after="120" w:line="276"/>
+        <w:jc w:val="both"/>
+      </w:pPr>
+      <w:r>
+        <w:t xml:space="preserve">Sil-Nilsen bo'yashi uchun uchta asosiy reaktiv zarur [1][2]:</w:t>
       </w:r>
     </w:p>
     <w:p>
@@ -93,7 +84,7 @@
         <w:spacing w:after="60" w:line="276"/>
       </w:pPr>
       <w:r>
-        <w:t xml:space="preserve">Fiksatsiya qilingan preparatga xlorid kislotasi (taxminan 0,5%) tomizilib, alangada bir necha daqiqa qizdiriladi (protrava bosqichi);</w:t>
+        <w:t xml:space="preserve">Sil karbol fuksini — fenolli konsentrlangan fuksin eritmasi (asosiy bo'yoq);</w:t>
       </w:r>
     </w:p>
     <w:p>
@@ -106,7 +97,7 @@
         <w:spacing w:after="60" w:line="276"/>
       </w:pPr>
       <w:r>
-        <w:t xml:space="preserve">Preparat sovitilib, suv bilan yaxshilab yuviladi va qayta quritilib fiksatsiya qilinadi;</w:t>
+        <w:t xml:space="preserve">kislota-spirt eritmasi yoki 3–5% xlorid (yoki sulfat) kislota eritmasi (rangsizlantiruvchi);</w:t>
       </w:r>
     </w:p>
     <w:p>
@@ -119,7 +110,25 @@
         <w:spacing w:after="60" w:line="276"/>
       </w:pPr>
       <w:r>
-        <w:t xml:space="preserve">Surtma Sil karbol fuksini bilan qoplanib, filtr qog'oz orqali bug' chiqquncha bir necha marta qizdiriladi;</w:t>
+        <w:t xml:space="preserve">qo'shimcha (kontrast) bo'yoq — metilen ko'ki (odatda Leffler metilen ko'ki).</w:t>
+      </w:r>
+    </w:p>
+    <w:p>
+      <w:pPr>
+        <w:pStyle w:val="Heading2"/>
+        <w:spacing w:after="120" w:before="200"/>
+      </w:pPr>
+      <w:r>
+        <w:t xml:space="preserve">Bo'yash bosqichlari</w:t>
+      </w:r>
+    </w:p>
+    <w:p>
+      <w:pPr>
+        <w:spacing w:after="120" w:line="276"/>
+        <w:jc w:val="both"/>
+      </w:pPr>
+      <w:r>
+        <w:t xml:space="preserve">Klassik Sil-Nilsen usuli quyidagi izchillikda bajariladi [1][2]:</w:t>
       </w:r>
     </w:p>
     <w:p>
@@ -132,7 +141,7 @@
         <w:spacing w:after="60" w:line="276"/>
       </w:pPr>
       <w:r>
-        <w:t xml:space="preserve">Preparat sovitilib, suv bilan yuviladi va kislota-spirt yoki suyultirilgan kislota bilan rangsizlantiriladi;</w:t>
+        <w:t xml:space="preserve">Fiksatsiya qilingan preparat ustiga filtr qog'oz qo'yilib, unga karbol fuksin to'kiladi;</w:t>
       </w:r>
     </w:p>
     <w:p>
@@ -145,16 +154,55 @@
         <w:spacing w:after="60" w:line="276"/>
       </w:pPr>
       <w:r>
-        <w:t xml:space="preserve">Qo'shimcha bo'yoq (metilen ko'ki) bilan bo'yalib, yuvib quritiladi va immersion ob'ektiv ostida ko'riladi.</w:t>
-      </w:r>
-    </w:p>
-    <w:p>
-      <w:pPr>
-        <w:spacing w:after="120" w:line="276"/>
-        <w:jc w:val="both"/>
-      </w:pPr>
-      <w:r>
-        <w:t xml:space="preserve">Natijada sporalar qizil (rubin) rangda, vegetativ hujayra (bakteriya tanasi) esa ko'k rangda ko'rinadi [2]. Bu sporaning hujayra ichidagi joylashuvini (markaziy, terminal yoki subterminal) va shaklini aniqlashga yordam beradi — bu belgilar mikrobni identifikatsiya qilishda muhim.</w:t>
+        <w:t xml:space="preserve">Preparat ostidan alanga bilan bug' chiqquncha (lekin qaynatmasdan) qizdiriladi va 5 daqiqa davomida 3 marta takroran ilitiladi;</w:t>
+      </w:r>
+    </w:p>
+    <w:p>
+      <w:pPr>
+        <w:pStyle w:val="ListParagraph"/>
+        <w:numPr>
+          <w:ilvl w:val="0"/>
+          <w:numId w:val="2"/>
+        </w:numPr>
+        <w:spacing w:after="60" w:line="276"/>
+      </w:pPr>
+      <w:r>
+        <w:t xml:space="preserve">Preparat sovitilib, filtr qog'oz olib tashlanadi va suv bilan yuviladi;</w:t>
+      </w:r>
+    </w:p>
+    <w:p>
+      <w:pPr>
+        <w:pStyle w:val="ListParagraph"/>
+        <w:numPr>
+          <w:ilvl w:val="0"/>
+          <w:numId w:val="2"/>
+        </w:numPr>
+        <w:spacing w:after="60" w:line="276"/>
+      </w:pPr>
+      <w:r>
+        <w:t xml:space="preserve">Kislota-spirt bilan surtma rangsizlanguncha (och pushti tusga kelguncha) ishlov beriladi, so'ng suv bilan yuviladi;</w:t>
+      </w:r>
+    </w:p>
+    <w:p>
+      <w:pPr>
+        <w:pStyle w:val="ListParagraph"/>
+        <w:numPr>
+          <w:ilvl w:val="0"/>
+          <w:numId w:val="2"/>
+        </w:numPr>
+        <w:spacing w:after="60" w:line="276"/>
+      </w:pPr>
+      <w:r>
+        <w:t xml:space="preserve">Metilen ko'ki bilan 1–2 daqiqa qo'shimcha bo'yaladi, yuvib quritiladi va immersion ob'ektiv ostida ko'riladi.</w:t>
+      </w:r>
+    </w:p>
+    <w:p>
+      <w:pPr>
+        <w:spacing w:after="120" w:line="276"/>
+        <w:jc w:val="both"/>
+      </w:pPr>
+      <w:r>
+        <w:t xml:space="preserve">Natijada kislotabardosh mikroblar (M. tuberculosis) qizil (rubin) rangda, fon va boshqa mikroblar esa ko'k rangda ko'rinadi [1][2]. Mikobakteriyalar ko'pincha ingichka, biroz egilgan tayoqchalar shaklida, yolg'iz yoki guruh bo'lib joylashgan holda topiladi.</w:t>
       </w:r>
     </w:p>
     <w:p>
@@ -163,25 +211,25 @@
         <w:spacing w:after="120" w:before="200"/>
       </w:pPr>
       <w:r>
-        <w:t xml:space="preserve">Endospora nima va u qachon hosil bo'ladi</w:t>
-      </w:r>
-    </w:p>
-    <w:p>
-      <w:pPr>
-        <w:spacing w:after="120" w:line="276"/>
-        <w:jc w:val="both"/>
-      </w:pPr>
-      <w:r>
-        <w:t xml:space="preserve">Endospora — bakteriyaning hayotiy faoliyati uchun noqulay sharoitlar (oziq moddalar yetishmasligi, qurg'oqchilik, harorat o'zgarishi) yuzaga kelganda hosil bo'ladigan dam olish shaklidir [1][2]. Spora ichida bakteriyaning genetik materiali va eng zarur fermentlari minimal suv bilan zich qobiqqa o'ralgan holda saqlanadi. Sharoit yaxshilanganda spora yana vegetativ (faol) hujayraga aylanadi — bu jarayon germinatsiya deb ataladi. Faqat ayrim bakteriyalar, asosan Bacillus va Clostridium avlodlari, spora hosil qilish qobiliyatiga ega.</w:t>
-      </w:r>
-    </w:p>
-    <w:p>
-      <w:pPr>
-        <w:spacing w:after="120" w:line="276"/>
-        <w:jc w:val="both"/>
-      </w:pPr>
-      <w:r>
-        <w:t xml:space="preserve">Sporaning yuqori chidamliligi uning tarkibidagi kam suv miqdori, kaltsiy dipikolinat va maxsus himoya oqsillari bilan bog'liq [1][2]. Aynan shu chidamlilik tufayli sporali mikroblarni yo'q qilish uchun kuchli sterilizatsiya usullari (bosim ostida bug' bilan avtoklavlash) talab qilinadi; oddiy qaynatish yoki ko'pchilik dezinfektantlar sporalarni o'ldira olmaydi. Shu sababli spora hosil qilish qobiliyati ham diagnostik, ham sterilizatsiya nuqtai nazaridan muhim ahamiyatga ega.</w:t>
+        <w:t xml:space="preserve">Qizdirish bosqichining ahamiyati</w:t>
+      </w:r>
+    </w:p>
+    <w:p>
+      <w:pPr>
+        <w:spacing w:after="120" w:line="276"/>
+        <w:jc w:val="both"/>
+      </w:pPr>
+      <w:r>
+        <w:t xml:space="preserve">Sil-Nilsen usulida qizdirish — hal qiluvchi bosqich. Issiqlik va fenol birgalikda mikol kislotalari qatlamini yumshatib, karbol fuksinning mikobakteriya ichiga kirishini ta'minlaydi [1][2]. Qizdirish paytida preparatdan bug' chiqishi kerak, biroq eritma qaynab, qurib qolmasligi lozim — aks holda surtma shikastlanadi. Agar bo'yoq qurib qolsa, qo'shimcha karbol fuksin tomiziladi. Sovuq usulda (Kinyoun modifikatsiyasida) qizdirish o'rniga bo'yoq konsentratsiyasi va fenol miqdori oshiriladi, bu ham mikol kislotalari to'sig'ini yengishga imkon beradi.</w:t>
+      </w:r>
+    </w:p>
+    <w:p>
+      <w:pPr>
+        <w:spacing w:after="120" w:line="276"/>
+        <w:jc w:val="both"/>
+      </w:pPr>
+      <w:r>
+        <w:t xml:space="preserve">Bir marta bo'yoqni singdirgan kislotabardosh mikroblar, keyinchalik kuchli kislota-spirt ta'sirida ham rangini yo'qotmaydi — bu ularning asosiy diagnostik xususiyatidir [1][2]. Boshqa barcha mikroblar va to'qima elementlari rangsizlanadi, so'ngra metilen ko'ki bilan ko'k rangga bo'yaladi. Natijada kuchli kontrast hosil bo'lib, qizil mikobakteriyalar ko'k fonda aniq ajralib turadi.</w:t>
       </w:r>
     </w:p>
     <w:p>
@@ -190,34 +238,16 @@
         <w:spacing w:after="120" w:before="200"/>
       </w:pPr>
       <w:r>
-        <w:t xml:space="preserve">Natijaning diagnostik ahamiyati</w:t>
-      </w:r>
-    </w:p>
-    <w:p>
-      <w:pPr>
-        <w:spacing w:after="120" w:line="276"/>
-        <w:jc w:val="both"/>
-      </w:pPr>
-      <w:r>
-        <w:t xml:space="preserve">Sporaning joylashuvi va o'lchami turli mikroblarni farqlashda ahamiyatlidir. Masalan, Clostridium tetani da spora terminal joylashib, hujayraga "baraban cho'pi" ko'rinishini beradi; Bacillus anthracis da spora markazda joylashadi va hujayrani deformatsiyaga uchratmaydi [1][2]. Shu bois spora bo'yash patogen sporali bakteriyalarni (botulizm, qoqshol, kuydirgi qo'zg'atuvchilari) aniqlashda yordamchi usul bo'lib xizmat qiladi.</w:t>
-      </w:r>
-    </w:p>
-    <w:p>
-      <w:pPr>
-        <w:spacing w:after="120" w:line="276"/>
-        <w:jc w:val="both"/>
-      </w:pPr>
-      <w:r>
-        <w:t xml:space="preserve">Spora joylashuvi bo'yicha uch asosiy variant ajratiladi: markaziy (hujayra o'rtasida), terminal (hujayra uchida) va subterminal (uchga yaqin) [1][2]. Bundan tashqari, sporaning diametri vegetativ hujayra kengligidan katta yoki kichikligi ham hisobga olinadi — agar spora hujayrani kengaytirsa, bu Clostridium avlodiga ko'proq xos. Bu belgilar birgalikda mikrobni dastlabki guruhlashda yordam beradi, biroq yakuniy identifikatsiya kultural va biokimyoviy xossalar asosida amalga oshiriladi.</w:t>
-      </w:r>
-    </w:p>
-    <w:p>
-      <w:pPr>
-        <w:spacing w:after="120" w:line="276"/>
-        <w:jc w:val="both"/>
-      </w:pPr>
-      <w:r>
-        <w:t xml:space="preserve">Shuni ta'kidlash kerakki, sporalarni oddiy bo'yash usulida ham ba'zan ko'rish mumkin — ular bo'yalmagan, yorug' joylar (hujayra ichidagi rangsiz oval tuzilmalar) sifatida namoyon bo'ladi. Biroq bunday ko'rinish faqat sporaning borligiga shubha uyg'otadi; uni ishonchli aniqlash va joylashuvini baholash uchun aynan maxsus spora bo'yash usullari qo'llaniladi [1][2].</w:t>
+        <w:t xml:space="preserve">Natijani baholash va standartlar</w:t>
+      </w:r>
+    </w:p>
+    <w:p>
+      <w:pPr>
+        <w:spacing w:after="120" w:line="276"/>
+        <w:jc w:val="both"/>
+      </w:pPr>
+      <w:r>
+        <w:t xml:space="preserve">Balg'am namunalari Sil-Nilsen usulida bo'yalganda, natija topilgan kislotabardosh tayoqchalar (KBT) soniga qarab yarim miqdoriy (semikvantitativ) shkala bo'yicha baholanadi; Jahon sog'liqni saqlash tashkiloti balg'am mikroskopiyasi uchun standartlashtirilgan hisoblash va baholash tartiblarini belgilagan [3]. Zamonaviy amaliyotda an'anaviy yorug'lik mikroskopiyasi bilan bir qatorda auramin-rodamin bilan bo'yab, flyuoressent mikroskopiya ham keng qo'llaniladi — u sezgirligi yuqoriroq va tezroq. Flyuoressent usulda kislotabardosh mikroblar qorong'i fonda yorqin sarg'ish-yashil nur sochib ko'rinadi, bu ularni kam kattalashtirishda ham tez topishga imkon beradi va shu bois ko'p namunani tekshirishda vaqtni tejaydi [3].</w:t>
       </w:r>
     </w:p>
     <w:p>
@@ -226,16 +256,34 @@
         <w:spacing w:after="120" w:before="200"/>
       </w:pPr>
       <w:r>
-        <w:t xml:space="preserve">Boshqa spora bo'yash usullari bilan taqqoslash</w:t>
-      </w:r>
-    </w:p>
-    <w:p>
-      <w:pPr>
-        <w:spacing w:after="120" w:line="276"/>
-        <w:jc w:val="both"/>
-      </w:pPr>
-      <w:r>
-        <w:t xml:space="preserve">Sporalarni bo'yashning Ojeshko usulidan tashqari boshqa variantlari ham mavjud, jumladan Shaeffer-Fulton usuli (malaxit yashili bilan spora qizdirib bo'yaladi, vegetativ qism safranin bilan qizil bo'yaladi) [1]. Barcha spora bo'yash usullarining umumiy printsipi bir xil: zich qobiqni yengish uchun qizdirish va kuchli bo'yoq qo'llash, so'ngra vegetativ qismni kontrast rang bilan ajratish.</w:t>
+        <w:t xml:space="preserve">Qo'llanilishi va ahamiyati</w:t>
+      </w:r>
+    </w:p>
+    <w:p>
+      <w:pPr>
+        <w:spacing w:after="120" w:line="276"/>
+        <w:jc w:val="both"/>
+      </w:pPr>
+      <w:r>
+        <w:t xml:space="preserve">Sil-Nilsen bo'yashi sil kasalligini tezkor va arzon tashxislashning asosiy usuli bo'lib, ayniqsa resurslari cheklangan hududlarda katta ahamiyatga ega [3]. Usul balg'am, bronx yuvindisi, likvor, siydik va boshqa namunalarni tekshirishda qo'llaniladi. Shuningdek, u ba'zi boshqa kislotabardosh mikroorganizmlarni (masalan, Nocardia — qisman kislotabardosh) va parazitlarni (Cryptosporidium oosistalari) aniqlashda modifikatsiyalangan ko'rinishda ishlatiladi.</w:t>
+      </w:r>
+    </w:p>
+    <w:p>
+      <w:pPr>
+        <w:spacing w:after="120" w:line="276"/>
+        <w:jc w:val="both"/>
+      </w:pPr>
+      <w:r>
+        <w:t xml:space="preserve">Balg'am mikroskopiyasining sezgirligi cheklangan: namunada mikobakteriyalar yetarlicha ko'p (odatda millilitrda bir necha ming hujayradan ortiq) bo'lgandagina ular aniqlanadi [3]. Shu bois manfiy mikroskopiya natijasi sil kasalligini inkor etmaydi va zarur hollarda ekish (kultural usul) hamda molekulyar tekshiruvlar (masalan, nuklein kislotalarni amplifikatsiya qiluvchi testlar) bilan to'ldiriladi. Shunga qaramay, musbat mikroskopiya natijasi tez va ishonchli dastlabki ma'lumot beradi va epidemiologik jihatdan eng yuqumli bemorlarni aniqlashga yordam beradi.</w:t>
+      </w:r>
+    </w:p>
+    <w:p>
+      <w:pPr>
+        <w:spacing w:after="120" w:line="276"/>
+        <w:jc w:val="both"/>
+      </w:pPr>
+      <w:r>
+        <w:t xml:space="preserve">Sifatli natija olish uchun namuna to'g'ri olinishi muhim: sil tashxisida ertalabki balg'am namunasi afzal, chunki unda mikobakteriyalar konsentratsiyasi yuqoriroq bo'ladi [3]. Surtma yetarlicha qalin, ammo bir tekis tayyorlanadi, toki mikroskopiyada yetarli maydon ko'rib chiqilsin. Har bir bo'yash seriyasida musbat va manfiy nazorat preparatlari qo'yiladi — bu reaktivlar va texnikaning to'g'riligini tasdiqlaydi.</w:t>
       </w:r>
     </w:p>
     <w:p>
@@ -244,33 +292,6 @@
         <w:spacing w:after="120" w:before="200"/>
       </w:pPr>
       <w:r>
-        <w:t xml:space="preserve">Amaliy ahamiyati va sterilizatsiya bilan bog'liqligi</w:t>
-      </w:r>
-    </w:p>
-    <w:p>
-      <w:pPr>
-        <w:spacing w:after="120" w:line="276"/>
-        <w:jc w:val="both"/>
-      </w:pPr>
-      <w:r>
-        <w:t xml:space="preserve">Spora bo'yash usullari klinik va sanitar mikrobiologiyada bir qancha vazifalarni bajaradi [1][2]. Birinchidan, ular sporali patogen mikroblarni (kuydirgi, qoqshol, botulizm, gazli gangrena qo'zg'atuvchilari) morfologik jihatdan aniqlashda yordam beradi. Ikkinchidan, oziq-ovqat va suv namunalarini tekshirishda sporali mikroblarni aniqlash sifat nazorati uchun muhim. Uchinchidan, sterilizatsiya samaradorligini biologik nazorat qilishda chidamli spora shtammlaridan (masalan, Bacillus turlari sporalari) indikator sifatida foydalaniladi.</w:t>
-      </w:r>
-    </w:p>
-    <w:p>
-      <w:pPr>
-        <w:spacing w:after="120" w:line="276"/>
-        <w:jc w:val="both"/>
-      </w:pPr>
-      <w:r>
-        <w:t xml:space="preserve">Sporaning yuqori chidamliligi uni sterilizatsiya jarayonining ishonchliligini baholashda ideal sinov ob'ektiga aylantiradi: agar sterilizatsiya hatto eng chidamli sporalarni ham o'ldira olsa, u boshqa barcha mikroblarni albatta yo'q qiladi [1][2]. Shu bois spora morfologiyasini va uning chidamliligini tushunish nafaqat tashxis, balki laboratoriyada xavfsizlik va sterilizatsiya nazorati uchun ham zarur bilimdir.</w:t>
-      </w:r>
-    </w:p>
-    <w:p>
-      <w:pPr>
-        <w:pStyle w:val="Heading2"/>
-        <w:spacing w:after="120" w:before="200"/>
-      </w:pPr>
-      <w:r>
         <w:t xml:space="preserve">Xulosa</w:t>
       </w:r>
     </w:p>
@@ -280,7 +301,7 @@
         <w:jc w:val="both"/>
       </w:pPr>
       <w:r>
-        <w:t xml:space="preserve">Ojeshko usuli — bakteriya endosporalarini aniqlashga imkon beradigan maxsus bo'yash usulidir. Sporaning zich qobig'ini kislota va qizdirish bilan bo'yoqqa o'tkazuvchan qilish usulning asosiy g'oyasidir. Spora va vegetativ hujayraning kontrast bo'yalishi ularning joylashuvini va shaklini aniqlashga yordam berib, sporali patogen mikroblarni tashxislashda hamda sterilizatsiya nazoratida qimmatli ma'lumot beradi. Shu sababli bu usul klinik va sanitar mikrobiologiyaning amaliy jihatdan muhim vositalaridan biri hisoblanadi.</w:t>
+        <w:t xml:space="preserve">Sil-Nilsen usuli — mikol kislotalariga boy hujayra devoriga ega kislotabardosh mikroblarni aniqlashga imkon beradigan muhim differensial bo'yash usulidir. Karbol fuksin bilan qizdirib bo'yash, kislota-spirt bilan rangsizlantirish va metilen ko'ki bilan kontrast berish bosqichlari usulning mohiyatini tashkil etadi. Natijaning ishonchliligi esa namuna sifatiga, surtma to'g'ri tayyorlanishiga va nazorat preparatlaridan foydalanishga bog'liq. Bu usulni mukammal egallash sil tashxisida ishtirok etadigan har bir laborant uchun zaruriy kasbiy malakadir. Bu usul sil kasalligi mikrobiologik tashxisining tayanch vositalaridan biri bo'lib qolmoqda. Uning soddaligi, arzonligi va tezligi, ayniqsa sil keng tarqalgan hududlarda, usulning amaliy qiymatini yanada oshiradi; shu bilan birga, manfiy natija kasallikni inkor etmasligini va zamonaviy molekulyar usullar bilan to'ldirilishini unutmaslik lozim.</w:t>
       </w:r>
     </w:p>
     <w:p>
@@ -297,7 +318,7 @@
         <w:spacing w:after="80" w:line="260"/>
       </w:pPr>
       <w:r>
-        <w:t xml:space="preserve">1. Tille PM. Bailey &amp; Scott's Diagnostic Microbiology. 15th ed. St. Louis: Elsevier; 2022. ISBN 978-0-323-68105-6.</w:t>
+        <w:t xml:space="preserve">1. Leber AL, editor. Clinical Microbiology Procedures Handbook. 4th ed. Washington, DC: ASM Press; 2016. DOI: 10.1128/9781683670438.CMPH</w:t>
       </w:r>
     </w:p>
     <w:p>
@@ -305,7 +326,7 @@
         <w:spacing w:after="80" w:line="260"/>
       </w:pPr>
       <w:r>
-        <w:t xml:space="preserve">2. Leber AL, editor. Clinical Microbiology Procedures Handbook. 4th ed. Washington, DC: ASM Press; 2016. DOI: 10.1128/9781683670438.CMPH</w:t>
+        <w:t xml:space="preserve">2. Tille PM. Bailey &amp; Scott's Diagnostic Microbiology. 15th ed. St. Louis: Elsevier; 2022. ISBN 978-0-323-68105-6.</w:t>
       </w:r>
     </w:p>
     <w:p>
@@ -313,7 +334,7 @@
         <w:spacing w:after="80" w:line="260"/>
       </w:pPr>
       <w:r>
-        <w:t xml:space="preserve">3. Procop GW, et al. Koneman's Color Atlas and Textbook of Diagnostic Microbiology. 7th ed. Philadelphia: Wolters Kluwer; 2017. ISBN 978-1-4511-1659-5.</w:t>
+        <w:t xml:space="preserve">3. World Health Organization. Laboratory services in tuberculosis control. Part II: Microscopy. Geneva: WHO. URL: https://www.who.int/publications/i/item/WHO-TB-98.258</w:t>
       </w:r>
     </w:p>
     <w:sectPr>
